--- a/Day 1/Day 1_Reference Matrial.docx
+++ b/Day 1/Day 1_Reference Matrial.docx
@@ -14090,7 +14090,15 @@
                 <w:b/>
                 <w:bCs/>
               </w:rPr>
-              <w:t>bootstrap</w:t>
+              <w:t>B</w:t>
+            </w:r>
+            <w:r>
+              <w:rPr>
+                <w:rFonts w:ascii="Times New Roman" w:hAnsi="Times New Roman" w:cs="Times New Roman"/>
+                <w:b/>
+                <w:bCs/>
+              </w:rPr>
+              <w:t>ootstrap</w:t>
             </w:r>
           </w:p>
         </w:tc>
@@ -23378,6 +23386,7 @@
   <w:style w:type="character" w:default="1" w:styleId="DefaultParagraphFont">
     <w:name w:val="Default Paragraph Font"/>
     <w:uiPriority w:val="1"/>
+    <w:semiHidden/>
     <w:unhideWhenUsed/>
   </w:style>
   <w:style w:type="table" w:default="1" w:styleId="TableNormal">
